--- a/PHOCS-Docgentemplates/PHOCS Temporary Food Operating Permit Template_V0.1.docx
+++ b/PHOCS-Docgentemplates/PHOCS Temporary Food Operating Permit Template_V0.1.docx
@@ -82,7 +82,6 @@
         <w:tc>
           <w:tcPr>
             <w:tcW w:w="3465" w:type="dxa"/>
-            <w:shd w:val="clear" w:color="auto" w:fill="auto"/>
           </w:tcPr>
           <w:p>
             <w:pPr>
@@ -123,7 +122,6 @@
         <w:tc>
           <w:tcPr>
             <w:tcW w:w="5955" w:type="dxa"/>
-            <w:shd w:val="clear" w:color="auto" w:fill="auto"/>
           </w:tcPr>
           <w:p>
             <w:pPr>
@@ -182,7 +180,6 @@
         <w:tc>
           <w:tcPr>
             <w:tcW w:w="3465" w:type="dxa"/>
-            <w:shd w:val="clear" w:color="auto" w:fill="auto"/>
           </w:tcPr>
           <w:p>
             <w:pPr>
@@ -230,7 +227,6 @@
         <w:tc>
           <w:tcPr>
             <w:tcW w:w="5955" w:type="dxa"/>
-            <w:shd w:val="clear" w:color="auto" w:fill="auto"/>
           </w:tcPr>
           <w:p>
             <w:pPr>
@@ -290,7 +286,6 @@
             <w:tcBorders>
               <w:bottom w:val="none" w:sz="12" w:space="0" w:color="000000" w:themeColor="text1"/>
             </w:tcBorders>
-            <w:shd w:val="clear" w:color="auto" w:fill="auto"/>
           </w:tcPr>
           <w:p>
             <w:pPr>
@@ -330,7 +325,6 @@
         <w:tc>
           <w:tcPr>
             <w:tcW w:w="5955" w:type="dxa"/>
-            <w:shd w:val="clear" w:color="auto" w:fill="auto"/>
           </w:tcPr>
           <w:p>
             <w:pPr>
@@ -393,7 +387,6 @@
               <w:bottom w:val="none" w:sz="12" w:space="0" w:color="000000" w:themeColor="text1"/>
               <w:right w:val="none" w:sz="12" w:space="0" w:color="000000" w:themeColor="text1"/>
             </w:tcBorders>
-            <w:shd w:val="clear" w:color="auto" w:fill="auto"/>
           </w:tcPr>
           <w:p>
             <w:pPr>
@@ -428,7 +421,6 @@
             <w:tcBorders>
               <w:left w:val="none" w:sz="12" w:space="0" w:color="000000" w:themeColor="text1"/>
             </w:tcBorders>
-            <w:shd w:val="clear" w:color="auto" w:fill="auto"/>
           </w:tcPr>
           <w:p>
             <w:pPr>
@@ -444,7 +436,6 @@
               </w:rPr>
               <w:t>{{</w:t>
             </w:r>
-            <w:proofErr w:type="spellStart"/>
             <w:r>
               <w:rPr>
                 <w:rFonts w:ascii="Calibri" w:eastAsia="Calibri" w:hAnsi="Calibri" w:cs="Calibri"/>
@@ -459,7 +450,6 @@
               </w:rPr>
               <w:t>AOwnerName</w:t>
             </w:r>
-            <w:proofErr w:type="spellEnd"/>
             <w:r>
               <w:rPr>
                 <w:rFonts w:ascii="Calibri" w:eastAsia="Calibri" w:hAnsi="Calibri" w:cs="Calibri"/>
@@ -490,7 +480,6 @@
             <w:tcBorders>
               <w:top w:val="none" w:sz="12" w:space="0" w:color="000000" w:themeColor="text1"/>
             </w:tcBorders>
-            <w:shd w:val="clear" w:color="auto" w:fill="auto"/>
           </w:tcPr>
           <w:p>
             <w:pPr>
@@ -530,7 +519,6 @@
         <w:tc>
           <w:tcPr>
             <w:tcW w:w="5955" w:type="dxa"/>
-            <w:shd w:val="clear" w:color="auto" w:fill="auto"/>
           </w:tcPr>
           <w:p>
             <w:pPr>
@@ -1252,14 +1240,12 @@
               </w:rPr>
               <w:t>{{</w:t>
             </w:r>
-            <w:proofErr w:type="spellStart"/>
             <w:r>
               <w:rPr>
                 <w:rFonts w:ascii="Calibri" w:eastAsia="Calibri" w:hAnsi="Calibri" w:cs="Calibri"/>
               </w:rPr>
               <w:t>BLAOwnerName</w:t>
             </w:r>
-            <w:proofErr w:type="spellEnd"/>
             <w:r>
               <w:rPr>
                 <w:rFonts w:ascii="Calibri" w:eastAsia="Calibri" w:hAnsi="Calibri" w:cs="Calibri"/>
@@ -1326,7 +1312,7 @@
               <w:rPr>
                 <w:rFonts w:ascii="Calibri" w:eastAsia="Calibri" w:hAnsi="Calibri" w:cs="Calibri"/>
               </w:rPr>
-              <w:t>BLAccountFacilityHAName</w:t>
+              <w:t>BLAccountHealthAuthority</w:t>
             </w:r>
             <w:proofErr w:type="spellEnd"/>
             <w:r>
@@ -1417,7 +1403,6 @@
         <w:docPartUnique/>
       </w:docPartObj>
     </w:sdtPr>
-    <w:sdtEndPr/>
     <w:sdtContent>
       <w:sdt>
         <w:sdtPr>
@@ -1430,7 +1415,6 @@
             <w:docPartUnique/>
           </w:docPartObj>
         </w:sdtPr>
-        <w:sdtEndPr/>
         <w:sdtContent>
           <w:p>
             <w:pPr>
@@ -5408,10 +5392,26 @@
 </file>
 
 <file path=customXml/item1.xml><?xml version="1.0" encoding="utf-8"?>
-<b:Sources xmlns:b="http://schemas.openxmlformats.org/officeDocument/2006/bibliography" xmlns="http://schemas.openxmlformats.org/officeDocument/2006/bibliography" SelectedStyle="\APASixthEditionOfficeOnline.xsl" StyleName="APA" Version="6"/>
+<p:properties xmlns:p="http://schemas.microsoft.com/office/2006/metadata/properties" xmlns:xsi="http://www.w3.org/2001/XMLSchema-instance" xmlns:pc="http://schemas.microsoft.com/office/infopath/2007/PartnerControls">
+  <documentManagement>
+    <TaxCatchAll xmlns="8350b7c0-334b-4e19-bfc1-744f6a979eee" xsi:nil="true"/>
+    <lcf76f155ced4ddcb4097134ff3c332f xmlns="94d5cf59-5162-48bc-aa9b-620df72947f5">
+      <Terms xmlns="http://schemas.microsoft.com/office/infopath/2007/PartnerControls"/>
+    </lcf76f155ced4ddcb4097134ff3c332f>
+  </documentManagement>
+</p:properties>
 </file>
 
 <file path=customXml/item2.xml><?xml version="1.0" encoding="utf-8"?>
+<?mso-contentType ?>
+<FormTemplates xmlns="http://schemas.microsoft.com/sharepoint/v3/contenttype/forms">
+  <Display>DocumentLibraryForm</Display>
+  <Edit>DocumentLibraryForm</Edit>
+  <New>DocumentLibraryForm</New>
+</FormTemplates>
+</file>
+
+<file path=customXml/item3.xml><?xml version="1.0" encoding="utf-8"?>
 <ct:contentTypeSchema xmlns:ct="http://schemas.microsoft.com/office/2006/metadata/contentType" xmlns:ma="http://schemas.microsoft.com/office/2006/metadata/properties/metaAttributes" ct:_="" ma:_="" ma:contentTypeName="Document" ma:contentTypeID="0x01010015F16144C0593A4A82C8AE0B67DB460F" ma:contentTypeVersion="11" ma:contentTypeDescription="Create a new document." ma:contentTypeScope="" ma:versionID="4c1194c043985d9d73fd9fd33c34a361">
   <xsd:schema xmlns:xsd="http://www.w3.org/2001/XMLSchema" xmlns:xs="http://www.w3.org/2001/XMLSchema" xmlns:p="http://schemas.microsoft.com/office/2006/metadata/properties" xmlns:ns2="94d5cf59-5162-48bc-aa9b-620df72947f5" xmlns:ns3="8350b7c0-334b-4e19-bfc1-744f6a979eee" targetNamespace="http://schemas.microsoft.com/office/2006/metadata/properties" ma:root="true" ma:fieldsID="526f33de6d62635a9e37b477f3e93c98" ns2:_="" ns3:_="">
     <xsd:import namespace="94d5cf59-5162-48bc-aa9b-620df72947f5"/>
@@ -5606,35 +5606,30 @@
 </ct:contentTypeSchema>
 </file>
 
-<file path=customXml/item3.xml><?xml version="1.0" encoding="utf-8"?>
-<?mso-contentType ?>
-<FormTemplates xmlns="http://schemas.microsoft.com/sharepoint/v3/contenttype/forms">
-  <Display>DocumentLibraryForm</Display>
-  <Edit>DocumentLibraryForm</Edit>
-  <New>DocumentLibraryForm</New>
-</FormTemplates>
-</file>
-
 <file path=customXml/item4.xml><?xml version="1.0" encoding="utf-8"?>
-<p:properties xmlns:p="http://schemas.microsoft.com/office/2006/metadata/properties" xmlns:xsi="http://www.w3.org/2001/XMLSchema-instance" xmlns:pc="http://schemas.microsoft.com/office/infopath/2007/PartnerControls">
-  <documentManagement>
-    <TaxCatchAll xmlns="8350b7c0-334b-4e19-bfc1-744f6a979eee" xsi:nil="true"/>
-    <lcf76f155ced4ddcb4097134ff3c332f xmlns="94d5cf59-5162-48bc-aa9b-620df72947f5">
-      <Terms xmlns="http://schemas.microsoft.com/office/infopath/2007/PartnerControls"/>
-    </lcf76f155ced4ddcb4097134ff3c332f>
-  </documentManagement>
-</p:properties>
+<b:Sources xmlns:b="http://schemas.openxmlformats.org/officeDocument/2006/bibliography" xmlns="http://schemas.openxmlformats.org/officeDocument/2006/bibliography" SelectedStyle="\APASixthEditionOfficeOnline.xsl" StyleName="APA" Version="6"/>
 </file>
 
 <file path=customXml/itemProps1.xml><?xml version="1.0" encoding="utf-8"?>
-<ds:datastoreItem xmlns:ds="http://schemas.openxmlformats.org/officeDocument/2006/customXml" ds:itemID="{05547FD2-9942-43BC-9F0A-00017A93FCEF}">
+<ds:datastoreItem xmlns:ds="http://schemas.openxmlformats.org/officeDocument/2006/customXml" ds:itemID="{025C8078-51DC-4841-BA80-19788F4265C1}">
   <ds:schemaRefs>
-    <ds:schemaRef ds:uri="http://schemas.openxmlformats.org/officeDocument/2006/bibliography"/>
+    <ds:schemaRef ds:uri="http://schemas.microsoft.com/office/2006/metadata/properties"/>
+    <ds:schemaRef ds:uri="http://schemas.microsoft.com/office/infopath/2007/PartnerControls"/>
+    <ds:schemaRef ds:uri="8350b7c0-334b-4e19-bfc1-744f6a979eee"/>
+    <ds:schemaRef ds:uri="94d5cf59-5162-48bc-aa9b-620df72947f5"/>
   </ds:schemaRefs>
 </ds:datastoreItem>
 </file>
 
 <file path=customXml/itemProps2.xml><?xml version="1.0" encoding="utf-8"?>
+<ds:datastoreItem xmlns:ds="http://schemas.openxmlformats.org/officeDocument/2006/customXml" ds:itemID="{EBC42ABD-C067-4102-BEC1-787B36D5DB6C}">
+  <ds:schemaRefs>
+    <ds:schemaRef ds:uri="http://schemas.microsoft.com/sharepoint/v3/contenttype/forms"/>
+  </ds:schemaRefs>
+</ds:datastoreItem>
+</file>
+
+<file path=customXml/itemProps3.xml><?xml version="1.0" encoding="utf-8"?>
 <ds:datastoreItem xmlns:ds="http://schemas.openxmlformats.org/officeDocument/2006/customXml" ds:itemID="{38218167-1F1D-4AE2-8AD4-56C007DB971D}">
   <ds:schemaRefs>
     <ds:schemaRef ds:uri="http://schemas.microsoft.com/office/2006/metadata/contentType"/>
@@ -5653,21 +5648,10 @@
 </ds:datastoreItem>
 </file>
 
-<file path=customXml/itemProps3.xml><?xml version="1.0" encoding="utf-8"?>
-<ds:datastoreItem xmlns:ds="http://schemas.openxmlformats.org/officeDocument/2006/customXml" ds:itemID="{EBC42ABD-C067-4102-BEC1-787B36D5DB6C}">
+<file path=customXml/itemProps4.xml><?xml version="1.0" encoding="utf-8"?>
+<ds:datastoreItem xmlns:ds="http://schemas.openxmlformats.org/officeDocument/2006/customXml" ds:itemID="{05547FD2-9942-43BC-9F0A-00017A93FCEF}">
   <ds:schemaRefs>
-    <ds:schemaRef ds:uri="http://schemas.microsoft.com/sharepoint/v3/contenttype/forms"/>
-  </ds:schemaRefs>
-</ds:datastoreItem>
-</file>
-
-<file path=customXml/itemProps4.xml><?xml version="1.0" encoding="utf-8"?>
-<ds:datastoreItem xmlns:ds="http://schemas.openxmlformats.org/officeDocument/2006/customXml" ds:itemID="{025C8078-51DC-4841-BA80-19788F4265C1}">
-  <ds:schemaRefs>
-    <ds:schemaRef ds:uri="http://schemas.microsoft.com/office/2006/metadata/properties"/>
-    <ds:schemaRef ds:uri="http://schemas.microsoft.com/office/infopath/2007/PartnerControls"/>
-    <ds:schemaRef ds:uri="8350b7c0-334b-4e19-bfc1-744f6a979eee"/>
-    <ds:schemaRef ds:uri="94d5cf59-5162-48bc-aa9b-620df72947f5"/>
+    <ds:schemaRef ds:uri="http://schemas.openxmlformats.org/officeDocument/2006/bibliography"/>
   </ds:schemaRefs>
 </ds:datastoreItem>
 </file>
